--- a/example_articles/states/Multiple/3.states_Multiple_New_York_Times.docx
+++ b/example_articles/states/Multiple/3.states_Multiple_New_York_Times.docx
@@ -27,17 +27,17 @@
     </w:p>
     <w:p>
       <w:r>
-        <w:t>Source File: NYT/46.DOCX</w:t>
+        <w:t>Source file: NYT/46.DOCX</w:t>
       </w:r>
     </w:p>
     <w:p>
       <w:r>
-        <w:t>Raw locations result: ['Illinois', 'Tennessee', 'Texas', 'Arkansas', 'Maine', 'Missouri', 'Mississippi (Memphis)', 'Missouri (Cape Girardeau)', 'Illinois (Chicago)']</w:t>
+        <w:t>Raw locations result, 'locations': ['Illinois', 'Tennessee', 'Texas', 'Arkansas', 'Maine', 'Missouri', 'Mississippi (Memphis)', 'Missouri (Cape Girardeau)', 'Illinois (Chicago)']</w:t>
       </w:r>
     </w:p>
     <w:p>
       <w:r>
-        <w:t>states_stand_flat (Standardized): Multiple</w:t>
+        <w:t>Standardized locations result, 'states_stand_flat': Multiple</w:t>
       </w:r>
     </w:p>
     <w:p>

--- a/example_articles/states/Multiple/3.states_Multiple_New_York_Times.docx
+++ b/example_articles/states/Multiple/3.states_Multiple_New_York_Times.docx
@@ -7,7 +7,9 @@
         <w:pStyle w:val="Heading1"/>
       </w:pPr>
       <w:r>
-        <w:t>For a Rose Fancier, The Older, the Better</w:t>
+        <w:t>EDUCATION;</w:t>
+        <w:br/>
+        <w:t>The Right Breeds a College Press Network</w:t>
       </w:r>
     </w:p>
     <w:p>
@@ -17,22 +19,22 @@
     </w:p>
     <w:p>
       <w:r>
-        <w:t>Date: 1990-07-01</w:t>
+        <w:t>Date: 1990-10-24</w:t>
       </w:r>
     </w:p>
     <w:p>
       <w:r>
-        <w:t>Section: Section 12CN; Page 12, Column 5; Connecticut Weekly Desk</w:t>
+        <w:t>Section: Section A;; Section A; Page 1; Column 2; National Desk; Column 2;</w:t>
       </w:r>
     </w:p>
     <w:p>
       <w:r>
-        <w:t>Source file: NYT/46.DOCX</w:t>
+        <w:t>Source file: NYT/52.DOCX</w:t>
       </w:r>
     </w:p>
     <w:p>
       <w:r>
-        <w:t>Raw locations result, 'locations': ['Illinois', 'Tennessee', 'Texas', 'Arkansas', 'Maine', 'Missouri', 'Mississippi (Memphis)', 'Missouri (Cape Girardeau)', 'Illinois (Chicago)']</w:t>
+        <w:t>Raw locations result, 'locations': ['Iowa', 'Florida']</w:t>
       </w:r>
     </w:p>
     <w:p>
@@ -49,69 +51,77 @@
     </w:p>
     <w:p>
       <w:r>
-        <w:t>THOMAS CHRISTOPHER loves Katharina Zeimet - a rose with origins in 19th-century Japan. He also likes Harison's Yellow, a rose favored by the pioneers, and Gallicas, roses that grew in France when it was Gaul.</w:t>
+        <w:t>At the University of Iowa, The Campus Review recently provoked outrage with a drawing of the cartoon character Bart Simpson holding a loaded slingshot and warning, "Back off, faggot."</w:t>
         <w:br/>
-        <w:t>All of these - and many other kinds of old roses - were blooming around Connecticut recently, and Mr. Christopher was out looking, identifying and enjoying. He is the author of ''In Search of Lost Roses,'' a book published last year and packed with information on old roses and accounts of his rose-tracking expeditions.</w:t>
+        <w:t>At the University of California at Berkeley, The California Review has been campaigning against affirmative action. And at the University of Florida, The Florida Review caused protests when in a guide to professors it said the history and philosophy departments were full of Marxists.</w:t>
         <w:br/>
-        <w:t>A former resident of New York and Texas, Mr. Christopher moved last summer to Middletown, where his wife, Suzanne, is an assistant professor of earth sciences at Wesleyan University. But he arrived after the roses faded, so he did he get a chance until this year to discover the hardy Gallicas on his own street or to revisit the one Connecticut garden that he had described in his book. ''It's been fun this year,'' he said.</w:t>
+        <w:t>The three papers are part of a network of 60 conservative student publications that has sprung up on major college campuses across the country in the last two years, backed by money and advice from several conservative foundations. One of the biggest financial supporters is the John M. Olin Foundation of New York, whose chairman is William E. Simon, the former Treasury Secretary.</w:t>
+        <w:br/>
+        <w:t>Many of the papers are in the mold of The Dartmouth Review, which since its founding in 1980 has been engulfed in disputes for its perceived attacks on blacks, women, homosexuals and Jews. But some are less radical, presenting a more academic and moderate conservative viewpoint.</w:t>
+        <w:br/>
+        <w:t>Although the circulation of the new papers tends to be small, they have provided conservative students and their supporters with a growing voice to challenge to what they see as a stifling liberal orthodoxy on college campuses.</w:t>
+        <w:br/>
+        <w:t>Jeffrey L. Renander, editor of The Campus Review at Iowa, said he had helped to found the paper because The Daily Iowan, the main campus paper, had discouraged conservatives from applying to work there. "They were notoriously leftist," Mr. Renander said, echoing the complaint of most students affiliated with the conservative papers. "We were shut out. You're talking about a left-wing movement on campuses with millions and millions of dollars and then this void where a conservative voice is never heard, until now."</w:t>
+        <w:br/>
+        <w:t>Much of the void was filled with the help of the Madison Center for Educational Affairs, a conservative advocacy group based in Washington that helps finance and organize virtually all the papers. The center spends about $400,000 a year to help the papers, which form what the center calls the Collegiate Network. Although many campus papers are considered liberal, there is no known network among them financed in an organized way.</w:t>
+        <w:br/>
+        <w:t>Charles Horner, executive vice president of the Madison Center, said the growth of the new papers was "the single most significant trend in undergraduate intellectual life in the country right now." There are plans to establish such papers on 15 more campuses in the near future, he said.</w:t>
+        <w:br/>
+        <w:t>"These kids have a growing sense that they are not getting their money's worth out of their college education because they feel that if they express themselves, the professors put them down as bigots or morally wrong," said Mr. Horner, who was associate director of the United States Information Agency under President Ronald Reagan. "They have found that universities are interested in diversity, but only racially, not intellectually."</w:t>
         <w:br/>
         <w:t xml:space="preserve"> </w:t>
         <w:br/>
-        <w:t>Centuries of Growing</w:t>
+        <w:t>Workshops for Editors</w:t>
         <w:br/>
-        <w:t>In his book, Mr. Christopher cites centuries of rose growing. The ancient Egyptians, Greeks and Romans grew roses; they found them in the wild, then put them in their gardens. Roses bloomed in medieval Europe and imperial China. In America, Indians transplanted wild roses to their encampments, settlers brought roses from across the ocean, and pioneers heading West planted roses as they went.</w:t>
+        <w:t xml:space="preserve"> In addition to the money it provides, the Madison Center holds regional workshops for student editors on how to put out a paper and sell advertisements. It distributes a monthly newsletter with suggestions for articles. It has two former student editors on its staff who serve as advisers, and it maintains a a toll-free telephone line for editors with questions.</w:t>
         <w:br/>
-        <w:t>Modern roses - bred to be longblooming and perfect looking - date from 1867, when the first hybrid tea rose was cultivated. Each year after that brought new and glamorous varieties to nursery catalogues and florists' windows, while older kinds became almost impossible to find. But in many farms and backyards, they kept on growing, and a very few nurseries carried them.</w:t>
+        <w:t>Editors at a number of the papers denied that the Madison Center exerted any control over them. Nevertheless, there are connections among the papers, the foundations and some well-known conservatives.</w:t>
         <w:br/>
-        <w:t>In 1975, some devoted old-rose fanciers formed the Heritage Roses Group to share information, and in recent years such roses have become better known and more available. That is fine with Mr. Christopher. He prefers old roses - with their history, character and variety - to the standardized modern rose. ''They're affordable antiques,'' he said.</w:t>
+        <w:t>The largest supporter of The Dartmouth Review, for instance, is the Olin Foundation, which has given the paper $295,000, most of it in the last three years.</w:t>
+        <w:br/>
+        <w:t>At the same time, the Olin Foundation has been the main source of financial support of the Collegiate Network, donating $90,000 to it last year through the Madison Center, which at the time was known as the Institute for Educational Affairs. The institute's vice chairman was Irving Kristol, the publisher of The National Interest, a leading neoconservative magazine, to which the Olin Foundation gave $127,000 in 1989; one of its directors was Robert H. Bork, to whom the Olin Foundation gave $167,000. In turn, the institute's honorary chairman was Mr. Simon, the head of the foundation.</w:t>
+        <w:br/>
+        <w:t>The new papers are also supported by the Leadership Institute, headed by Morton Blackwell, a former Reagan aide. Mr. Blackwell said his organization's seminars had trained students now working at 30 of the 60 conservative papers.</w:t>
         <w:br/>
         <w:t xml:space="preserve"> </w:t>
         <w:br/>
-        <w:t>An Unknown Name</w:t>
+        <w:t>Conservative Agenda</w:t>
         <w:br/>
-        <w:t>Mr. Christopher, who is 43 years old, majored in classics at Brown University, read Cato on agriculture and studied horticulture at the New York Botanical Garden. He was staff horticulturist at the Lamont-Doherty Geological Observatory of Columbia University when - on a set of plans for the observatory grounds, which were planted in the 1930's - he spotted the name of a rose he did not know.</w:t>
+        <w:t xml:space="preserve"> On the new papers themselves, one of the student editors' biggest complaints is affirmative action in student admissions and faculty hiring. "The question is, Is a university supposed to be a big experiment in social engineering or a place of higher education with an admissions policy based on merit?" said James Christie, editor of The California Review at Berkeley.</w:t>
         <w:br/>
-        <w:t>As he sought information about it (a rose of the 1920's, it turned out), he began to meet old-rose fanciers and learn from them.Soon he was writing a book about searching for old roses along California highways, over Texas gullies, through Pennsylvania cemeteries and around New England gardens.</w:t>
+        <w:t>Another major issue for the student conservatives is opposition to the spread of ethnic and women's studies and support for a return to a more traditional curriculum, focusing on great Western books. "We don't feel a degree in women's studies and black studies is of any significance," said Bobby Baker, editor of The Florida Review.  "We feel there are lot of subjects being taught today that are just a product of the 60's and 70's that have no significance whatsoever."</w:t>
         <w:br/>
-        <w:t>Now beginning work on a book about xeriscaping - planting that uses little water - Mr. Christoper is still learning about old roses, enjoying the company of fellow fanciers, and keeping his eyes open.</w:t>
+        <w:t>The young men and women who edit the papers cut across ethnic and class lines, with no single explanation for their conservative preference. Mr. Baker, who is from a black working-class family, has a brother-in-law who was active in the Black Panther movement in the late 1960's but who has since become a Republican. Mr. Baker himself, who served four years in the Army before going to college, says he was drawn to politics by reading the writings of Machiavelli and Richard M. Nixon.</w:t>
+        <w:br/>
+        <w:t>Some say they were influenced by the Republican era in which they grew up. Simon Vukelj, publisher of The Eli at Yale, whose grandfather was killed by Communist guerrillas in Albania in World War II, said: "I think a lot of people of my age group say that Ronald Reagan influenced them a lot. We really can't remember another President."</w:t>
+        <w:br/>
+        <w:t>The network of new papers covers a broad spectrum of schools: Harvard, Yale and Princeton in the Ivy League; Duke and William &amp; Mary in the South; Northwestern and Kenyon College in the Midwest, and Stanford and the University of Oregon on the West Coast, among others.</w:t>
+        <w:br/>
+        <w:t>It is difficult to judge the size of the papers' readership. The Campus Review at Iowa claims a circulation of 14,000, at a university with 27,000 students, with papers distributed free around campus in dormitories and dining halls. But the paper has only 300 paid subscribers, many of them alumni.</w:t>
         <w:br/>
         <w:t xml:space="preserve"> </w:t>
         <w:br/>
-        <w:t>A Fuschia Rose</w:t>
+        <w:t>Strong Sense of Distate</w:t>
         <w:br/>
-        <w:t>He set out recently to check on a fuschia rose he had spotted on his street. ''I'm quite sure this is a Gallica,'' he said. At Karen Coggins's 1730's house across town, he eyed a pink rosebush that seemed to him to be of the same period as the house.</w:t>
+        <w:t xml:space="preserve"> Heather M. Fenyk, a junior who is vice president of the University of Iowa Student Association, said she had a strong sense of distaste for The Campus Review. "I think a lot of the articles that it has run are totally inappropriate, violating human standards," she said, and called its editors "not representative of the school."</w:t>
         <w:br/>
-        <w:t>As usual, he carried clippers on his belt and a cooler in his car so he could take cuttings - with the rose-owner's permission - to take home to identify.</w:t>
+        <w:t>On the other hand, The Dartmouth Review, which is also distributed free to students, has achieved an influence over the public perception of Dartmouth College far out of proportion to its circulation. James O. Freedman, Dartmouth's president, said in an interview that a survey last spring showed that high school seniors accepted at Dartmouth and three other prestigious New England colleges overwhelmingly believed Dartmouth to be the most conservative, the least intellectual and the most socially oriented of the schools, an image he attributed to The Review.</w:t>
         <w:br/>
-        <w:t>''Identification can be a lengthy process,'' he said, as he grasped a stem. ''Everybody looks at the flowers. But see these prickles?'' He noted that identification required observing not only the blossom but also features like the shape and location of the prickles. With Ms. Coggins' approval, he snipped a stem.</w:t>
+        <w:t>Rabbi Arthur Hertzberg, a professor of religion at Dartmouth and a former president of the American Jewish Congress, said he believed that The Dartmouth Review and some of the other papers were set up as part of an effort by neoconservatives to take over campuses by using radical newspapers, a technique first used successfully by Trotskyites in the 1930's at City College in New York.</w:t>
         <w:br/>
-        <w:t>He also looked over the creamy-white roses behind the house. ''This one I'm relatively sure is the Alba rose - the white badge of the House of York in the War of the Roses, a rose that dates back hundreds of years,'' he said.</w:t>
+        <w:t>"They don't control the admissions committee, but by moral terror they can chase away women, blacks and Jews," Rabbi Hertzberg said.</w:t>
         <w:br/>
-        <w:t xml:space="preserve"> </w:t>
+        <w:t>Several of the editors of the new papers and officials of the Madison Center scoff at such criticism. Mr. Horner said the center had originally not thought of financing student papers until the first of the papers, The Chicago Crucible at the University of Chicago, approached it in 1980, followed soon after by The Dartmouth Review. But the center cut off funds for The Dartmouth Review in 1982 after it published a column written in "black English" titled "Dis Sho Ain't No Jive, Bro'," depicting black students as illiterate.</w:t>
         <w:br/>
-        <w:t>'See, No Thorns'</w:t>
+        <w:t>The new publications vary in tone. Some are somber and serious, like The Yale Political Monthly, others strident and provocative, like The Dartmouth Review.</w:t>
         <w:br/>
-        <w:t>Next he headed to Berlin, to the home of Betty Valentine, whom he had met the night before, when he addressed a meeting of the Connecticut Horticultural Society. Mrs. Valentine invited him to inspect a virtually thornless rose, a plant she thought had come with the property that her parents bought in 1910.</w:t>
+        <w:t>Mr. Baker, at the University of Florida, said: "I think we are provocative and controversial out of necessity. We are trying to make a name for ourselves, like any publication in its infancy."</w:t>
         <w:br/>
-        <w:t>''See, no thorns, just this little-bitty one,'' she said. ''Can I take a cutting?'' asked Mr. Christopher. ''It would help me identify it.''</w:t>
+        <w:t>But he says his critics have been more extremist, adding that they often burn the paper's distribution boxes and phoning in death threats.</w:t>
         <w:br/>
-        <w:t>Mrs. Valentine offered not only a cutting but an entire plant as well. Then the two discussed their mutual admiration for Lambertus Bobbink, a New Jersey nurseryman who carried old French roses in the 1930's.</w:t>
+        <w:t>Mr. Renander of The Campus Review at Iowa says the windows in his paper's office have been repeatedly smashed, he believes by homosexuals. He denies that the use of "faggot" in the cartoon was meant as an attack on homosexuals. "All we're doing is saying one of the primary ways people get AIDS is through this kind of thing," he said.</w:t>
         <w:br/>
-        <w:t>''He was a hero,'' said Mr. Christopher. ''He kept old roses when nobody else had them.''</w:t>
-        <w:br/>
-        <w:t>Mr. Christopher's final stop was the Bethlehem garden of Caroline Ferriday, who died in April at the age of 87. She left her house and grounds to the Antiquarian and Landmarks Society of Hartford, and within the next year or two the society plans to open the property to the public.</w:t>
-        <w:br/>
-        <w:t xml:space="preserve"> </w:t>
-        <w:br/>
-        <w:t>A Plan From a Rug</w:t>
-        <w:br/>
-        <w:t>When Mr. Christopher was writing his book, Miss Ferriday invited him to see her garden, laid out in 1913 (from a sketch her mother made of a pattern in the Oriental rug in the family parlor). The garden is filled with old roses and other old-fashioned flowers, like foxgloves and peonies.</w:t>
-        <w:br/>
-        <w:t>Mr. Christopher eyed the profusion of Katharina Zeimet roses that he wrote about in his book. ''I love the way they sprawl,'' he said. Miss Ferriday's mother planted the Katharina Zeimets when they were a novelty, recently introduced from Japan by way of France and Germany.</w:t>
-        <w:br/>
-        <w:t>Mr. Christopher also spotted other old roses, including one he considered to be a Harison's Yellow. That was the rose favored by the pioneers because it was drought resistant and had big thorns that kept livestock away. ''Nobody was going to mess around with it,'' he said.</w:t>
-        <w:br/>
-        <w:t>Mr. Christopher stressed that his stops were just a few of the hundreds of possibilities in Connecticut. He noted that Elizabeth Park in Hartford has thousands of roses, including many old varieties, that hardy types like Gallicas do very nicely in Connecticut, and that old working-class neighborhoods in long-established cities are prime hunting grounds for old roses, because residents of such areas did not make a habit of ripping out old plants and replace them with fancy new ones.</w:t>
+        <w:t>He complained that gay rights groups were unfairly given university financing as a legitimate student activity, while his paper was denied funds for being "too political." "That's the intolerance of liberals," he said.</w:t>
         <w:br/>
         <w:br/>
         <w:t>Graphic</w:t>
@@ -119,7 +129,7 @@
         <w:br/>
         <w:t xml:space="preserve"> </w:t>
         <w:br/>
-        <w:t>Photo; Thomas Christopher, the author of ''In Search of Lost Roses,'' examining a rose bush in Middletown (Steve Miller for The New York Times)</w:t>
+        <w:t>Photos: Conservative journals include Eli, at Yale; Campus Review, at Iowa, and The Claremont Independent, at the Claremont Colleges. (pg. A1); A number of conservative student newspapers around the country have recently drawn criticism for material they have published. They included papers at the University of Florida, headed by Bobby Baker, above; the University of Iowa, headed by Jeff Renander, above right, and the University of California at Berkeley, headed by Jim Christie. (Timothy O. Davis for The New York Times; Paul Jensen for The New York Times; Fred Mertz for The New York Times) (pg. B4)</w:t>
       </w:r>
     </w:p>
     <w:sectPr>

--- a/example_articles/states/Multiple/3.states_Multiple_New_York_Times.docx
+++ b/example_articles/states/Multiple/3.states_Multiple_New_York_Times.docx
@@ -7,9 +7,7 @@
         <w:pStyle w:val="Heading1"/>
       </w:pPr>
       <w:r>
-        <w:t>EDUCATION;</w:t>
-        <w:br/>
-        <w:t>The Right Breeds a College Press Network</w:t>
+        <w:t>White Americans Say They Are Waking Up to Racism. What Will It Add Up To?</w:t>
       </w:r>
     </w:p>
     <w:p>
@@ -19,22 +17,22 @@
     </w:p>
     <w:p>
       <w:r>
-        <w:t>Date: 1990-10-24</w:t>
+        <w:t>Date: 2020-06-24</w:t>
       </w:r>
     </w:p>
     <w:p>
       <w:r>
-        <w:t>Section: Section A;; Section A; Page 1; Column 2; National Desk; Column 2;</w:t>
+        <w:t>Section: US</w:t>
       </w:r>
     </w:p>
     <w:p>
       <w:r>
-        <w:t>Source file: NYT/52.DOCX</w:t>
+        <w:t>Source file: NYT/14.DOCX</w:t>
       </w:r>
     </w:p>
     <w:p>
       <w:r>
-        <w:t>Raw locations result, 'locations': ['Iowa', 'Florida']</w:t>
+        <w:t>Raw locations result, 'locations': ['Kentucky', 'Mississippi', 'Florida', 'Ohio', 'Pennsylvania', 'Tennessee', 'Virginia', 'Texas', 'California', 'Maine']</w:t>
       </w:r>
     </w:p>
     <w:p>
@@ -51,85 +49,77 @@
     </w:p>
     <w:p>
       <w:r>
-        <w:t>At the University of Iowa, The Campus Review recently provoked outrage with a drawing of the cartoon character Bart Simpson holding a loaded slingshot and warning, "Back off, faggot."</w:t>
+        <w:t>Anti-racism activists have detailed concerns that are not only about symbols or slurs but also about entire systems governing how Americans live.</w:t>
         <w:br/>
-        <w:t>At the University of California at Berkeley, The California Review has been campaigning against affirmative action. And at the University of Florida, The Florida Review caused protests when in a guide to professors it said the history and philosophy departments were full of Marxists.</w:t>
+        <w:t>One recent afternoon, while washing his car, Greg Reese, a white stay-at-home dad in Campton, Ky., peeled off the Confederate flag magnet he had placed on its trunk six years earlier. He did not put it back on.</w:t>
         <w:br/>
-        <w:t>The three papers are part of a network of 60 conservative student publications that has sprung up on major college campuses across the country in the last two years, backed by money and advice from several conservative foundations. One of the biggest financial supporters is the John M. Olin Foundation of New York, whose chairman is William E. Simon, the former Treasury Secretary.</w:t>
+        <w:t>It was a small act for which he expected no accolades. It should not have taken the police killing of George Floyd, Mr. Reese knew, to face what he had long known to be true, that the flag he had grown up thinking of as "a beautiful trophy" was "a symbol of hate, and it's obviously wrong to glorify it."</w:t>
         <w:br/>
-        <w:t>Many of the papers are in the mold of The Dartmouth Review, which since its founding in 1980 has been engulfed in disputes for its perceived attacks on blacks, women, homosexuals and Jews. But some are less radical, presenting a more academic and moderate conservative viewpoint.</w:t>
+        <w:t>The sustained outcry over Mr. Floyd's death has compelled many white Americans to acknowledge the anti-black racism that is prevalent in the United States — and to perhaps even examine their own culpability for it. It is as though the ability of white people to collectively ignore the everyday experience of black people has been short-circuited, at least for now.</w:t>
         <w:br/>
-        <w:t>Although the circulation of the new papers tends to be small, they have provided conservative students and their supporters with a growing voice to challenge to what they see as a stifling liberal orthodoxy on college campuses.</w:t>
+        <w:t>Large numbers of white Americans have attended racial justice demonstrations, purchased books about racial inequality and registered for webinars on how to raise children who are anti-racist. Some have asked themselves pointed questions, like how much professional advantage they have garnered from being white, and whether they would willingly cede it if they could. Others are going to tattoo parlors to cover up images of Confederate flags, swastikas and Ku Klux Klan symbols on their bodies.</w:t>
         <w:br/>
-        <w:t>Jeffrey L. Renander, editor of The Campus Review at Iowa, said he had helped to found the paper because The Daily Iowan, the main campus paper, had discouraged conservatives from applying to work there. "They were notoriously leftist," Mr. Renander said, echoing the complaint of most students affiliated with the conservative papers. "We were shut out. You're talking about a left-wing movement on campuses with millions and millions of dollars and then this void where a conservative voice is never heard, until now."</w:t>
+        <w:t>It is hard to know how deep or wide these responses run — and whether they are the result of pressure from peers to appear tolerant, or if meaningful action will follow. Anti-racism activists have specified concerns that are not about only symbols or slurs but entire systems governing how Americans live.</w:t>
         <w:br/>
-        <w:t>Much of the void was filled with the help of the Madison Center for Educational Affairs, a conservative advocacy group based in Washington that helps finance and organize virtually all the papers. The center spends about $400,000 a year to help the papers, which form what the center calls the Collegiate Network. Although many campus papers are considered liberal, there is no known network among them financed in an organized way.</w:t>
+        <w:t>Some of the same communities where white liberals have been marching with "black lives matter" signs have seen steep resistance to efforts to integrate public schools and neighborhoods. And what some consider a profound questioning of white supremacy can seem laughably little and unconscionably late to others. The most frustrating thing about this moment, said Jeremy O. Harris, a playwright and the writer of "Slave Play," is "listening to white people say this is the first time they realize how bad it is."</w:t>
         <w:br/>
-        <w:t>Charles Horner, executive vice president of the Madison Center, said the growth of the new papers was "the single most significant trend in undergraduate intellectual life in the country right now." There are plans to establish such papers on 15 more campuses in the near future, he said.</w:t>
+        <w:t>In interviews, some white Americans admitted that even the process of reflecting on racism underscored for them how little they grasp the everyday experience of being black in America.</w:t>
         <w:br/>
-        <w:t>"These kids have a growing sense that they are not getting their money's worth out of their college education because they feel that if they express themselves, the professors put them down as bigots or morally wrong," said Mr. Horner, who was associate director of the United States Information Agency under President Ronald Reagan. "They have found that universities are interested in diversity, but only racially, not intellectually."</w:t>
+        <w:t>Research shows there is scant interpersonal contact between white and black Americans: One in five white respondents to a poll from the Public Religion Research Institute last year said that they rarely or never had an interaction with someone of a different race. In a 2013 study by the same group, a nonpartisan nonprofit, respondents were asked to identify the race of as many as seven people with whom they had discussed important matters in the six months before the survey. Among white respondents, 75 percent named only white individuals as their core friendship network.</w:t>
         <w:br/>
-        <w:t xml:space="preserve"> </w:t>
+        <w:t>"Many white Americans have chosen places to live, places to send their children to school, places to vacation, jobs to pursue, in ways that allow them to avoid thinking about racial inequality," said Jennifer Chudy, a political scientist at Wellesley College. Her research suggests that only one in five white Americans consistently express high levels of sympathy about racial discrimination against black Americans.</w:t>
         <w:br/>
-        <w:t>Workshops for Editors</w:t>
+        <w:t>The combination of the coronavirus pandemic, an economic collapse and a bungled emergency response by the Trump administration indirectly laid the foundation for the furor among white Americans that followed the cellphone video of Mr. Floyd's death.</w:t>
         <w:br/>
-        <w:t xml:space="preserve"> In addition to the money it provides, the Madison Center holds regional workshops for student editors on how to put out a paper and sell advertisements. It distributes a monthly newsletter with suggestions for articles. It has two former student editors on its staff who serve as advisers, and it maintains a a toll-free telephone line for editors with questions.</w:t>
+        <w:t>"All of that, I believe, is converging at this point to make people, white people in particular, think through America," said Carol Anderson, author of "White Rage: The Unspoken Truth of Our Racial Divide" and a professor of African-American studies at Emory University. "What kind of nation is this, that can be comfortable with a police officer kneeling on someone's neck for eight minutes and 46 seconds? And when you start asking that question, then all of the kinds of narratives and shibboleths begin to quake."</w:t>
         <w:br/>
-        <w:t>Editors at a number of the papers denied that the Madison Center exerted any control over them. Nevertheless, there are connections among the papers, the foundations and some well-known conservatives.</w:t>
+        <w:t>It was the words of Mr. Floyd's daughter, Mr. Reese said, that propelled him to join the activist group Southern Crossroads and to create a "Rednecks for Black Lives" decal that he hopes will appeal to politically conservative friends and neighbors. The group's leaders say that majority-white, working-class communities like Mr. Reese's stand to benefit by forming multiracial alliances.</w:t>
         <w:br/>
-        <w:t>The largest supporter of The Dartmouth Review, for instance, is the Olin Foundation, which has given the paper $295,000, most of it in the last three years.</w:t>
+        <w:t>"The one thing that flipped me and made me really want to do something was when that baby said that her daddy changed the world," said Mr. Reese, referring to comments by Mr. Floyd's 6-year-old daughter, Gianna. "And I want to make that true. I want that baby's words to come true."</w:t>
         <w:br/>
-        <w:t>At the same time, the Olin Foundation has been the main source of financial support of the Collegiate Network, donating $90,000 to it last year through the Madison Center, which at the time was known as the Institute for Educational Affairs. The institute's vice chairman was Irving Kristol, the publisher of The National Interest, a leading neoconservative magazine, to which the Olin Foundation gave $127,000 in 1989; one of its directors was Robert H. Bork, to whom the Olin Foundation gave $167,000. In turn, the institute's honorary chairman was Mr. Simon, the head of the foundation.</w:t>
+        <w:t>A shift in the priorities of white Americans regarding racial equality, race scholars said, is critical to achieving it. In the first two weeks of coast-to-coast protests, support for the Black Lives Matter movement increased by nearly as much as it had the previous two years, according to Civiqs, an online research firm. Just over half of American voters support the movement, and in dozens of towns that held protests, the population was almost exclusively white.</w:t>
         <w:br/>
-        <w:t>The new papers are also supported by the Leadership Institute, headed by Morton Blackwell, a former Reagan aide. Mr. Blackwell said his organization's seminars had trained students now working at 30 of the 60 conservative papers.</w:t>
+        <w:t>"This is the first time that I think a lot of us have felt that the battle is legitimately joined," the author Ta-Nehisi Coates said on "The Ezra Klein Show" last week. Significant swaths of people in nonblack communities, Mr. Coates said, have come to perceive something of the deep pain and suffering experienced by black Americans. "I think that's different.''</w:t>
         <w:br/>
-        <w:t xml:space="preserve"> </w:t>
+        <w:t>One source of angst for white Americans who say they want to dismantle racism, though, is not knowing precisely where to start. They worry about sounding racist and not sounding sufficiently anti-racist. Some have made misguided offers of cash to black acquaintances who feel condescended to. Others have formed anti-racist study groups with other white people — but worry that those, too, are lacking.</w:t>
         <w:br/>
-        <w:t>Conservative Agenda</w:t>
+        <w:t>"I'll be thinking, 'Constantly acknowledging racism right now, it's so draining,'" said Erin Lunsford, 29, of Richmond, Va., who has engaged in dozens of conversations regarding defunding the police, a popular policy proposal among anti-racism activists that she initially rejected. "And then I'm like, 'Imagine being a black person doing that your whole life.'"</w:t>
         <w:br/>
-        <w:t xml:space="preserve"> On the new papers themselves, one of the student editors' biggest complaints is affirmative action in student admissions and faculty hiring. "The question is, Is a university supposed to be a big experiment in social engineering or a place of higher education with an admissions policy based on merit?" said James Christie, editor of The California Review at Berkeley.</w:t>
+        <w:t>In the month since Mr. Floyd's death, a museum on the courthouse square in Sumner, Miss., dedicated to Emmett Till, whose horrific 1955 murder helped to galvanize the civil rights movement, has received 10 times the usual number of calls. Patrick Weems, executive director of the Emmett Till Memorial Commission — which founded the museum — said the callers were white Americans wanting to contribute to preservation projects or to help develop curriculum. Dozens more downloaded a smartphone app that guides users on a virtual tour of civil rights history.</w:t>
         <w:br/>
-        <w:t>Another major issue for the student conservatives is opposition to the spread of ethnic and women's studies and support for a return to a more traditional curriculum, focusing on great Western books. "We don't feel a degree in women's studies and black studies is of any significance," said Bobby Baker, editor of The Florida Review.  "We feel there are lot of subjects being taught today that are just a product of the 60's and 70's that have no significance whatsoever."</w:t>
+        <w:t>Since the first week of protests, Akbar Watson, the owner of a black bookstore in Boynton Beach, Fla., has been slammed with book sales and requests from customers as far away as California and Maine. One day, he said, he sold 40 books before lunch. Another day, a woman in Ohio purchased 34 black children's books for her daughter's school classroom. And for the first time in his 28 years in business, he has sold out of books about racial inequalities.</w:t>
         <w:br/>
-        <w:t>The young men and women who edit the papers cut across ethnic and class lines, with no single explanation for their conservative preference. Mr. Baker, who is from a black working-class family, has a brother-in-law who was active in the Black Panther movement in the late 1960's but who has since become a Republican. Mr. Baker himself, who served four years in the Army before going to college, says he was drawn to politics by reading the writings of Machiavelli and Richard M. Nixon.</w:t>
+        <w:t>"These are white Americans who are calling and ordering books to try to educate themselves and to try to figure out what to do as a response to what is happening," said Mr. Watson, 60, the owner of Pyramid Books, who spent Saturday hand-delivering books in Palm Beach County.</w:t>
         <w:br/>
-        <w:t>Some say they were influenced by the Republican era in which they grew up. Simon Vukelj, publisher of The Eli at Yale, whose grandfather was killed by Communist guerrillas in Albania in World War II, said: "I think a lot of people of my age group say that Ronald Reagan influenced them a lot. We really can't remember another President."</w:t>
+        <w:t>Matt Bartley, a tattoo artist in Pikeville, Ky., has fielded more than 20 requests to cover up racist tattoos since he began offering the free service after Mr. Floyd's death. One client had the words "Mein Kampf" tattooed on him, by his father, when he was a teenager, Mr. Bartley said. Similar services are being performed by tattoo artists in Dallas; Murray, Ky.; Charlottesville, Va.; Maryville, Tenn.; and Nashville.</w:t>
         <w:br/>
-        <w:t>The network of new papers covers a broad spectrum of schools: Harvard, Yale and Princeton in the Ivy League; Duke and William &amp; Mary in the South; Northwestern and Kenyon College in the Midwest, and Stanford and the University of Oregon on the West Coast, among others.</w:t>
+        <w:t>Among Mr. Bartley's clients was Kyle Kessler, a 29-year-old who had a Confederate flag tattoo covered last week.</w:t>
         <w:br/>
-        <w:t>It is difficult to judge the size of the papers' readership. The Campus Review at Iowa claims a circulation of 14,000, at a university with 27,000 students, with papers distributed free around campus in dormitories and dining halls. But the paper has only 300 paid subscribers, many of them alumni.</w:t>
+        <w:t>Mr. Kessler said he did not see the Confederate flag as a racist symbol until recently. He got the tattoo when he was 18, in tribute to one of his favorite bands.</w:t>
         <w:br/>
-        <w:t xml:space="preserve"> </w:t>
+        <w:t>But in conversations with his wife and sister about Mr. Floyd's death, he began to wonder what impact the flag has on black Americans. He also wondered what the repercussions could be for his 3-month-old son and whether he would be setting the wrong example.</w:t>
         <w:br/>
-        <w:t>Strong Sense of Distate</w:t>
+        <w:t>"With everything going on, he's going to be taught that's racist, which I now know it is," Mr. Kessler said. "I didn't want him thinking, 'Daddy's got that and it's racist, so it's OK to be racist.'"</w:t>
         <w:br/>
-        <w:t xml:space="preserve"> Heather M. Fenyk, a junior who is vice president of the University of Iowa Student Association, said she had a strong sense of distaste for The Campus Review. "I think a lot of the articles that it has run are totally inappropriate, violating human standards," she said, and called its editors "not representative of the school."</w:t>
+        <w:t>Mr. Kessler said Mr. Floyd's death, and the protests that followed, have made him think differently about Black Lives Matter. Now, Mr. Kessler said he appreciated that people were standing up for themselves and their right to equality. His new tattoo — the same guitar but without the Confederate banner — reflects that changing perspective.</w:t>
         <w:br/>
-        <w:t>On the other hand, The Dartmouth Review, which is also distributed free to students, has achieved an influence over the public perception of Dartmouth College far out of proportion to its circulation. James O. Freedman, Dartmouth's president, said in an interview that a survey last spring showed that high school seniors accepted at Dartmouth and three other prestigious New England colleges overwhelmingly believed Dartmouth to be the most conservative, the least intellectual and the most socially oriented of the schools, an image he attributed to The Review.</w:t>
+        <w:t>In Somerset, a small town in southwestern Pennsylvania, Cindy Kinsella, 61, said she knew far more police officers than black people — her brother is a state police officer in Maryland, and she knows plenty of corrections officers.</w:t>
         <w:br/>
-        <w:t>Rabbi Arthur Hertzberg, a professor of religion at Dartmouth and a former president of the American Jewish Congress, said he believed that The Dartmouth Review and some of the other papers were set up as part of an effort by neoconservatives to take over campuses by using radical newspapers, a technique first used successfully by Trotskyites in the 1930's at City College in New York.</w:t>
+        <w:t>She was not sure what to make of the protests when her son told her he was helping to plan a demonstration. She wished him luck. Then she thought a little more about it.</w:t>
         <w:br/>
-        <w:t>"They don't control the admissions committee, but by moral terror they can chase away women, blacks and Jews," Rabbi Hertzberg said.</w:t>
+        <w:t>"I got off the phone and thought, 'You know what? I'm going to take my grandson, who is 12, and we're going down,'" she recalled. "Just because I thought we could educate ourselves a bit."</w:t>
         <w:br/>
-        <w:t>Several of the editors of the new papers and officials of the Madison Center scoff at such criticism. Mr. Horner said the center had originally not thought of financing student papers until the first of the papers, The Chicago Crucible at the University of Chicago, approached it in 1980, followed soon after by The Dartmouth Review. But the center cut off funds for The Dartmouth Review in 1982 after it published a column written in "black English" titled "Dis Sho Ain't No Jive, Bro'," depicting black students as illiterate.</w:t>
+        <w:t>They went to the rally and though they did not march, they watched and listened to the speakers. It was peaceful, nothing like some of the violent protests she had seen in photographs and videos.</w:t>
         <w:br/>
-        <w:t>The new publications vary in tone. Some are somber and serious, like The Yale Political Monthly, others strident and provocative, like The Dartmouth Review.</w:t>
+        <w:t>It is unclear what he got out of it. But she said she changed her thinking on some things, like the phrase "black lives matter."</w:t>
         <w:br/>
-        <w:t>Mr. Baker, at the University of Florida, said: "I think we are provocative and controversial out of necessity. We are trying to make a name for ourselves, like any publication in its infancy."</w:t>
+        <w:t>"Before," she said, "I thought, 'Why do we have to say black lives matter? Because all lives matter, police lives matter, white lives matter.' But as they explained a little bit, 'We're not saying all lives don't matter. It's that all lives can't matter until black lives matter.'"</w:t>
         <w:br/>
-        <w:t>But he says his critics have been more extremist, adding that they often burn the paper's distribution boxes and phoning in death threats.</w:t>
+        <w:t>Dana Goldstein, Campbell Robertson and Will Wright contributed reporting. Jack Begg contributed research.</w:t>
         <w:br/>
-        <w:t>Mr. Renander of The Campus Review at Iowa says the windows in his paper's office have been repeatedly smashed, he believes by homosexuals. He denies that the use of "faggot" in the cartoon was meant as an attack on homosexuals. "All we're doing is saying one of the primary ways people get AIDS is through this kind of thing," he said.</w:t>
+        <w:t xml:space="preserve">Dana Goldstein, Campbell Robertson and Will Wright contributed reporting. Jack Begg contributed research. </w:t>
         <w:br/>
-        <w:t>He complained that gay rights groups were unfairly given university financing as a legitimate student activity, while his paper was denied funds for being "too political." "That's the intolerance of liberals," he said.</w:t>
-        <w:br/>
-        <w:br/>
-        <w:t>Graphic</w:t>
-        <w:br/>
-        <w:br/>
-        <w:t xml:space="preserve"> </w:t>
-        <w:br/>
-        <w:t>Photos: Conservative journals include Eli, at Yale; Campus Review, at Iowa, and The Claremont Independent, at the Claremont Colleges. (pg. A1); A number of conservative student newspapers around the country have recently drawn criticism for material they have published. They included papers at the University of Florida, headed by Bobby Baker, above; the University of Iowa, headed by Jeff Renander, above right, and the University of California at Berkeley, headed by Jim Christie. (Timothy O. Davis for The New York Times; Paul Jensen for The New York Times; Fred Mertz for The New York Times) (pg. B4)</w:t>
+        <w:t>PHOTOS: Many white demonstrators have joined rallies like one last week in Manhattan, but it is too soon to know if their embrace of racial justice will help spawn change.; Many white Americans are grasping for understanding through protests, books and study groups. (PHOTOGRAPHS BY AMR ALFIKY/THE NEW YORK TIMES); A candlelight vigil was part of an art installation this month in Minneapolis, where George Floyd was killed by the police. (PHOTOGRAPH BY ALYSSA SCHUKAR FOR THE NEW YORK TIMES) (A16)</w:t>
       </w:r>
     </w:p>
     <w:sectPr>

--- a/example_articles/states/Multiple/3.states_Multiple_New_York_Times.docx
+++ b/example_articles/states/Multiple/3.states_Multiple_New_York_Times.docx
@@ -32,7 +32,7 @@
     </w:p>
     <w:p>
       <w:r>
-        <w:t>Raw locations result, 'locations': ['Kentucky', 'Mississippi', 'Florida', 'Ohio', 'Pennsylvania', 'Tennessee', 'Virginia', 'Texas', 'California', 'Maine']</w:t>
+        <w:t>Raw locations result, 'locations': ['Kentucky', 'Mississippi', 'Florida', 'Ohio', 'Pennsylvania', 'Tennessee', 'Virginia', 'Texas', 'Maine']</w:t>
       </w:r>
     </w:p>
     <w:p>

--- a/example_articles/states/Multiple/3.states_Multiple_New_York_Times.docx
+++ b/example_articles/states/Multiple/3.states_Multiple_New_York_Times.docx
@@ -32,7 +32,7 @@
     </w:p>
     <w:p>
       <w:r>
-        <w:t>Raw locations result, 'locations': ['Kentucky', 'Mississippi', 'Florida', 'Ohio', 'Pennsylvania', 'Tennessee', 'Virginia', 'Texas', 'Maine']</w:t>
+        <w:t>Raw locations result, 'locations': ['Kentucky', 'Mississippi', 'Florida', 'Ohio', 'Tennessee', 'Pennsylvania']</w:t>
       </w:r>
     </w:p>
     <w:p>
